--- a/Learn/2026-07-30-composio-harness-token-efficiency-benchmark.docx
+++ b/Learn/2026-07-30-composio-harness-token-efficiency-benchmark.docx
@@ -2948,7 +2948,7 @@
           <w:bCs/>
           <w:b/>
         </w:rPr>
-        <w:t xml:space="preserve">Q1. DWS’s own cost per completed task is unmeasured, and the table that would hold it (</w:t>
+        <w:t xml:space="preserve">Q2. DWS’s own cost per completed task is unmeasured, and the table that would hold it (</w:t>
       </w:r>
       <w:r>
         <w:rPr>
